--- a/docs/docx/README.docx
+++ b/docs/docx/README.docx
@@ -2,7 +2,7 @@
 <file path=word/document.xml><?xml version="1.0" encoding="utf-8"?>
 <w:document xmlns:w="http://schemas.openxmlformats.org/wordprocessingml/2006/main" xmlns:m="http://schemas.openxmlformats.org/officeDocument/2006/math" xmlns:r="http://schemas.openxmlformats.org/officeDocument/2006/relationships" xmlns:o="urn:schemas-microsoft-com:office:office" xmlns:v="urn:schemas-microsoft-com:vml" xmlns:w10="urn:schemas-microsoft-com:office:word" xmlns:a="http://schemas.openxmlformats.org/drawingml/2006/main" xmlns:pic="http://schemas.openxmlformats.org/drawingml/2006/picture" xmlns:wp="http://schemas.openxmlformats.org/drawingml/2006/wordprocessingDrawing">
   <w:body>
-    <w:bookmarkStart w:id="29" w:name="проектная-документация"/>
+    <w:bookmarkStart w:id="37" w:name="проектная-документация"/>
     <w:p>
       <w:pPr>
         <w:pStyle w:val="Heading1"/>
@@ -58,7 +58,7 @@
         <w:t xml:space="preserve"> </w:t>
       </w:r>
       <w:r>
-        <w:t xml:space="preserve">1.0</w:t>
+        <w:t xml:space="preserve">1.1</w:t>
       </w:r>
       <w:r>
         <w:br/>
@@ -84,7 +84,7 @@
         </w:pict>
       </w:r>
     </w:p>
-    <w:bookmarkStart w:id="25" w:name="состав-проектной-документации"/>
+    <w:bookmarkStart w:id="32" w:name="состав-проектной-документации"/>
     <w:p>
       <w:pPr>
         <w:pStyle w:val="Heading2"/>
@@ -98,10 +98,10 @@
         <w:pStyle w:val="FirstParagraph"/>
       </w:pPr>
       <w:r>
-        <w:t xml:space="preserve">Документация оформлена по образцу файла «проектная документация.docx» и включает приложения А–И, а также эксплуатационные документы.</w:t>
+        <w:t xml:space="preserve">Документация оформлена по образцу файла «проектная документация.docx» и включает приложения А–Н, а также эксплуатационные документы.</w:t>
       </w:r>
     </w:p>
-    <w:bookmarkStart w:id="17" w:name="основные-приложения"/>
+    <w:bookmarkStart w:id="21" w:name="основные-приложения"/>
     <w:p>
       <w:pPr>
         <w:pStyle w:val="Heading3"/>
@@ -287,7 +287,7 @@
               <w:pStyle w:val="Compact"/>
             </w:pPr>
             <w:r>
-              <w:t xml:space="preserve">Контекстная диаграмма и декомпозиция IDEF0</w:t>
+              <w:t xml:space="preserve">IDEF0: контекстная диаграмма, декомпозиция A0, A3 (ICOM)</w:t>
             </w:r>
           </w:p>
         </w:tc>
@@ -331,7 +331,7 @@
               <w:pStyle w:val="Compact"/>
             </w:pPr>
             <w:r>
-              <w:t xml:space="preserve">Use-Case диаграмма и таблица прецедентов</w:t>
+              <w:t xml:space="preserve">UML Use Case: прецеденты, include/extend, альтернативы</w:t>
             </w:r>
           </w:p>
         </w:tc>
@@ -375,7 +375,7 @@
               <w:pStyle w:val="Compact"/>
             </w:pPr>
             <w:r>
-              <w:t xml:space="preserve">ER-диаграмма базы данных</w:t>
+              <w:t xml:space="preserve">Физическая ER-диаграмма (PK/FK)</w:t>
             </w:r>
           </w:p>
         </w:tc>
@@ -463,7 +463,7 @@
               <w:pStyle w:val="Compact"/>
             </w:pPr>
             <w:r>
-              <w:t xml:space="preserve">Диаграммы последовательностей (3 сценария)</w:t>
+              <w:t xml:space="preserve">UML Sequence: 8 сценариев с активациями и alt</w:t>
             </w:r>
           </w:p>
         </w:tc>
@@ -512,9 +512,193 @@
           </w:p>
         </w:tc>
       </w:tr>
+      <w:tr>
+        <w:tc>
+          <w:tcPr/>
+          <w:p>
+            <w:pPr>
+              <w:pStyle w:val="Compact"/>
+            </w:pPr>
+            <w:r>
+              <w:rPr>
+                <w:b/>
+                <w:bCs/>
+              </w:rPr>
+              <w:t xml:space="preserve">К</w:t>
+            </w:r>
+          </w:p>
+        </w:tc>
+        <w:tc>
+          <w:tcPr/>
+          <w:p>
+            <w:pPr>
+              <w:pStyle w:val="Compact"/>
+            </w:pPr>
+            <w:hyperlink r:id="rId17">
+              <w:r>
+                <w:rPr>
+                  <w:rStyle w:val="Hyperlink"/>
+                </w:rPr>
+                <w:t xml:space="preserve">Приложение_К_Скрипт_базы_данных.md</w:t>
+              </w:r>
+            </w:hyperlink>
+          </w:p>
+        </w:tc>
+        <w:tc>
+          <w:tcPr/>
+          <w:p>
+            <w:pPr>
+              <w:pStyle w:val="Compact"/>
+            </w:pPr>
+            <w:r>
+              <w:rPr>
+                <w:b/>
+                <w:bCs/>
+              </w:rPr>
+              <w:t xml:space="preserve">SQL-скрипт создания БД LearningPlatformDB</w:t>
+            </w:r>
+          </w:p>
+        </w:tc>
+      </w:tr>
+      <w:tr>
+        <w:tc>
+          <w:tcPr/>
+          <w:p>
+            <w:pPr>
+              <w:pStyle w:val="Compact"/>
+            </w:pPr>
+            <w:r>
+              <w:rPr>
+                <w:b/>
+                <w:bCs/>
+              </w:rPr>
+              <w:t xml:space="preserve">Л</w:t>
+            </w:r>
+          </w:p>
+        </w:tc>
+        <w:tc>
+          <w:tcPr/>
+          <w:p>
+            <w:pPr>
+              <w:pStyle w:val="Compact"/>
+            </w:pPr>
+            <w:hyperlink r:id="rId18">
+              <w:r>
+                <w:rPr>
+                  <w:rStyle w:val="Hyperlink"/>
+                </w:rPr>
+                <w:t xml:space="preserve">Приложение_Л_Реализация_ПО.md</w:t>
+              </w:r>
+            </w:hyperlink>
+          </w:p>
+        </w:tc>
+        <w:tc>
+          <w:tcPr/>
+          <w:p>
+            <w:pPr>
+              <w:pStyle w:val="Compact"/>
+            </w:pPr>
+            <w:r>
+              <w:rPr>
+                <w:b/>
+                <w:bCs/>
+              </w:rPr>
+              <w:t xml:space="preserve">Реализация ПО: окна, переходы, код, обоснования</w:t>
+            </w:r>
+          </w:p>
+        </w:tc>
+      </w:tr>
+      <w:tr>
+        <w:tc>
+          <w:tcPr/>
+          <w:p>
+            <w:pPr>
+              <w:pStyle w:val="Compact"/>
+            </w:pPr>
+            <w:r>
+              <w:rPr>
+                <w:b/>
+                <w:bCs/>
+              </w:rPr>
+              <w:t xml:space="preserve">М</w:t>
+            </w:r>
+          </w:p>
+        </w:tc>
+        <w:tc>
+          <w:tcPr/>
+          <w:p>
+            <w:pPr>
+              <w:pStyle w:val="Compact"/>
+            </w:pPr>
+            <w:hyperlink r:id="rId19">
+              <w:r>
+                <w:rPr>
+                  <w:rStyle w:val="Hyperlink"/>
+                </w:rPr>
+                <w:t xml:space="preserve">Приложение_М_Диаграмма_классов.md</w:t>
+              </w:r>
+            </w:hyperlink>
+          </w:p>
+        </w:tc>
+        <w:tc>
+          <w:tcPr/>
+          <w:p>
+            <w:pPr>
+              <w:pStyle w:val="Compact"/>
+            </w:pPr>
+            <w:r>
+              <w:t xml:space="preserve">UML Class Diagram (backend, frontend, домен)</w:t>
+            </w:r>
+          </w:p>
+        </w:tc>
+      </w:tr>
+      <w:tr>
+        <w:tc>
+          <w:tcPr/>
+          <w:p>
+            <w:pPr>
+              <w:pStyle w:val="Compact"/>
+            </w:pPr>
+            <w:r>
+              <w:rPr>
+                <w:b/>
+                <w:bCs/>
+              </w:rPr>
+              <w:t xml:space="preserve">Н</w:t>
+            </w:r>
+          </w:p>
+        </w:tc>
+        <w:tc>
+          <w:tcPr/>
+          <w:p>
+            <w:pPr>
+              <w:pStyle w:val="Compact"/>
+            </w:pPr>
+            <w:hyperlink r:id="rId20">
+              <w:r>
+                <w:rPr>
+                  <w:rStyle w:val="Hyperlink"/>
+                </w:rPr>
+                <w:t xml:space="preserve">Приложение_Н_Диаграмма_компонентов.md</w:t>
+              </w:r>
+            </w:hyperlink>
+          </w:p>
+        </w:tc>
+        <w:tc>
+          <w:tcPr/>
+          <w:p>
+            <w:pPr>
+              <w:pStyle w:val="Compact"/>
+            </w:pPr>
+            <w:r>
+              <w:t xml:space="preserve">UML Component / Deployment</w:t>
+            </w:r>
+          </w:p>
+        </w:tc>
+      </w:tr>
     </w:tbl>
-    <w:bookmarkEnd w:id="17"/>
-    <w:bookmarkStart w:id="19" w:name="курсовая-работа"/>
+    <w:bookmarkEnd w:id="21"/>
+    <w:bookmarkStart w:id="26" w:name="курсовая-работа"/>
     <w:p>
       <w:pPr>
         <w:pStyle w:val="Heading3"/>
@@ -591,7 +775,7 @@
             <w:pPr>
               <w:pStyle w:val="Compact"/>
             </w:pPr>
-            <w:hyperlink r:id="rId18">
+            <w:hyperlink r:id="rId22">
               <w:r>
                 <w:rPr>
                   <w:rStyle w:val="Hyperlink"/>
@@ -608,26 +792,134 @@
               <w:pStyle w:val="Compact"/>
             </w:pPr>
             <w:r>
-              <w:t xml:space="preserve">Физическая модель БД, API, интерфейс, плеер (по образцу</w:t>
-            </w:r>
-            <w:r>
-              <w:t xml:space="preserve"> </w:t>
-            </w:r>
-            <w:r>
-              <w:rPr>
-                <w:rStyle w:val="VerbatimChar"/>
-              </w:rPr>
-              <w:t xml:space="preserve">разработка.docx</w:t>
-            </w:r>
-            <w:r>
-              <w:t xml:space="preserve">)</w:t>
+              <w:t xml:space="preserve">Физическая модель БД, API, интерфейс, плеер</w:t>
+            </w:r>
+          </w:p>
+        </w:tc>
+      </w:tr>
+      <w:tr>
+        <w:tc>
+          <w:tcPr/>
+          <w:p>
+            <w:pPr>
+              <w:pStyle w:val="Compact"/>
+            </w:pPr>
+            <w:r>
+              <w:t xml:space="preserve">Глава 3. Безопасность</w:t>
+            </w:r>
+          </w:p>
+        </w:tc>
+        <w:tc>
+          <w:tcPr/>
+          <w:p>
+            <w:pPr>
+              <w:pStyle w:val="Compact"/>
+            </w:pPr>
+            <w:hyperlink r:id="rId23">
+              <w:r>
+                <w:rPr>
+                  <w:rStyle w:val="Hyperlink"/>
+                </w:rPr>
+                <w:t xml:space="preserve">../Глава_3_Организация_безопасности_АИС.md</w:t>
+              </w:r>
+            </w:hyperlink>
+          </w:p>
+        </w:tc>
+        <w:tc>
+          <w:tcPr/>
+          <w:p>
+            <w:pPr>
+              <w:pStyle w:val="Compact"/>
+            </w:pPr>
+            <w:r>
+              <w:t xml:space="preserve">JWT, роли, разграничение доступа</w:t>
+            </w:r>
+          </w:p>
+        </w:tc>
+      </w:tr>
+      <w:tr>
+        <w:tc>
+          <w:tcPr/>
+          <w:p>
+            <w:pPr>
+              <w:pStyle w:val="Compact"/>
+            </w:pPr>
+            <w:r>
+              <w:t xml:space="preserve">Глава 4. Тестирование</w:t>
+            </w:r>
+          </w:p>
+        </w:tc>
+        <w:tc>
+          <w:tcPr/>
+          <w:p>
+            <w:pPr>
+              <w:pStyle w:val="Compact"/>
+            </w:pPr>
+            <w:hyperlink r:id="rId24">
+              <w:r>
+                <w:rPr>
+                  <w:rStyle w:val="Hyperlink"/>
+                </w:rPr>
+                <w:t xml:space="preserve">../Глава_4_Тестирование_и_проверка_работоспособности.md</w:t>
+              </w:r>
+            </w:hyperlink>
+          </w:p>
+        </w:tc>
+        <w:tc>
+          <w:tcPr/>
+          <w:p>
+            <w:pPr>
+              <w:pStyle w:val="Compact"/>
+            </w:pPr>
+            <w:r>
+              <w:t xml:space="preserve">Протокол тестирования</w:t>
+            </w:r>
+          </w:p>
+        </w:tc>
+      </w:tr>
+      <w:tr>
+        <w:tc>
+          <w:tcPr/>
+          <w:p>
+            <w:pPr>
+              <w:pStyle w:val="Compact"/>
+            </w:pPr>
+            <w:r>
+              <w:t xml:space="preserve">Глава 5. Средства</w:t>
+            </w:r>
+          </w:p>
+        </w:tc>
+        <w:tc>
+          <w:tcPr/>
+          <w:p>
+            <w:pPr>
+              <w:pStyle w:val="Compact"/>
+            </w:pPr>
+            <w:hyperlink r:id="rId25">
+              <w:r>
+                <w:rPr>
+                  <w:rStyle w:val="Hyperlink"/>
+                </w:rPr>
+                <w:t xml:space="preserve">../Глава_5_Аппаратные_и_программные_средства_для_функционирования.md</w:t>
+              </w:r>
+            </w:hyperlink>
+          </w:p>
+        </w:tc>
+        <w:tc>
+          <w:tcPr/>
+          <w:p>
+            <w:pPr>
+              <w:pStyle w:val="Compact"/>
+            </w:pPr>
+            <w:r>
+              <w:t xml:space="preserve">Аппаратно-программный комплекс</w:t>
             </w:r>
           </w:p>
         </w:tc>
       </w:tr>
     </w:tbl>
-    <w:bookmarkEnd w:id="19"/>
-    <w:bookmarkStart w:id="24" w:name="эксплуатационная-документация"/>
+    <w:bookmarkEnd w:id="26"/>
+    <w:bookmarkStart w:id="31" w:name="эксплуатационная-документация"/>
     <w:p>
       <w:pPr>
         <w:pStyle w:val="Heading3"/>
@@ -704,7 +996,7 @@
             <w:pPr>
               <w:pStyle w:val="Compact"/>
             </w:pPr>
-            <w:hyperlink r:id="rId20">
+            <w:hyperlink r:id="rId27">
               <w:r>
                 <w:rPr>
                   <w:rStyle w:val="Hyperlink"/>
@@ -744,7 +1036,7 @@
             <w:pPr>
               <w:pStyle w:val="Compact"/>
             </w:pPr>
-            <w:hyperlink r:id="rId21">
+            <w:hyperlink r:id="rId28">
               <w:r>
                 <w:rPr>
                   <w:rStyle w:val="Hyperlink"/>
@@ -761,7 +1053,7 @@
               <w:pStyle w:val="Compact"/>
             </w:pPr>
             <w:r>
-              <w:t xml:space="preserve">Шаблон таблиц 14–15, 33 тест-кейса</w:t>
+              <w:t xml:space="preserve">33 тест-кейса</w:t>
             </w:r>
           </w:p>
         </w:tc>
@@ -784,7 +1076,7 @@
             <w:pPr>
               <w:pStyle w:val="Compact"/>
             </w:pPr>
-            <w:hyperlink r:id="rId22">
+            <w:hyperlink r:id="rId29">
               <w:r>
                 <w:rPr>
                   <w:rStyle w:val="Hyperlink"/>
@@ -824,7 +1116,7 @@
             <w:pPr>
               <w:pStyle w:val="Compact"/>
             </w:pPr>
-            <w:hyperlink r:id="rId23">
+            <w:hyperlink r:id="rId30">
               <w:r>
                 <w:rPr>
                   <w:rStyle w:val="Hyperlink"/>
@@ -854,9 +1146,9 @@
         </w:pict>
       </w:r>
     </w:p>
-    <w:bookmarkEnd w:id="24"/>
-    <w:bookmarkEnd w:id="25"/>
-    <w:bookmarkStart w:id="26" w:name="участники-проекта"/>
+    <w:bookmarkEnd w:id="31"/>
+    <w:bookmarkEnd w:id="32"/>
+    <w:bookmarkStart w:id="33" w:name="участники-проекта"/>
     <w:p>
       <w:pPr>
         <w:pStyle w:val="Heading2"/>
@@ -958,8 +1250,8 @@
         </w:pict>
       </w:r>
     </w:p>
-    <w:bookmarkEnd w:id="26"/>
-    <w:bookmarkStart w:id="27" w:name="X45b194b0db0920af6574f9e8b6d438443ec5ae1"/>
+    <w:bookmarkEnd w:id="33"/>
+    <w:bookmarkStart w:id="35" w:name="X45b194b0db0920af6574f9e8b6d438443ec5ae1"/>
     <w:p>
       <w:pPr>
         <w:pStyle w:val="Heading2"/>
@@ -1025,7 +1317,18 @@
         </w:numPr>
       </w:pPr>
       <w:r>
-        <w:t xml:space="preserve">Диаграммы Mermaid экспортируйте в PNG (расширение Markdown Preview Mermaid, mermaid.live) и вставьте как рисунки с подписями.</w:t>
+        <w:t xml:space="preserve">Диаграммы Mermaid экспортируйте в PNG (</w:t>
+      </w:r>
+      <w:hyperlink r:id="rId34">
+        <w:r>
+          <w:rPr>
+            <w:rStyle w:val="Hyperlink"/>
+          </w:rPr>
+          <w:t xml:space="preserve">mermaid.live</w:t>
+        </w:r>
+      </w:hyperlink>
+      <w:r>
+        <w:t xml:space="preserve">) и вставьте как рисунки с подписями.</w:t>
       </w:r>
     </w:p>
     <w:p>
@@ -1037,7 +1340,7 @@
         </w:numPr>
       </w:pPr>
       <w:r>
-        <w:t xml:space="preserve">Словарь данных (Приложение Ж) уже оформлен в табличном виде, совместимом с Word.</w:t>
+        <w:t xml:space="preserve">SQL-скрипт (Приложение К) оформите моноширинным шрифтом.</w:t>
       </w:r>
     </w:p>
     <w:p>
@@ -1047,8 +1350,8 @@
         </w:pict>
       </w:r>
     </w:p>
-    <w:bookmarkEnd w:id="27"/>
-    <w:bookmarkStart w:id="28" w:name="структура-репозитория-документации"/>
+    <w:bookmarkEnd w:id="35"/>
+    <w:bookmarkStart w:id="36" w:name="структура-репозитория-документации"/>
     <w:p>
       <w:pPr>
         <w:pStyle w:val="Heading2"/>
@@ -1083,6 +1386,15 @@
         <w:rPr>
           <w:rStyle w:val="VerbatimChar"/>
         </w:rPr>
+        <w:t xml:space="preserve">├── Глава_2_Разработка.md … Глава_5_…</w:t>
+      </w:r>
+      <w:r>
+        <w:br/>
+      </w:r>
+      <w:r>
+        <w:rPr>
+          <w:rStyle w:val="VerbatimChar"/>
+        </w:rPr>
         <w:t xml:space="preserve">├── Руководство_пользователя.md</w:t>
       </w:r>
       <w:r>
@@ -1101,7 +1413,7 @@
         <w:rPr>
           <w:rStyle w:val="VerbatimChar"/>
         </w:rPr>
-        <w:t xml:space="preserve">├── Техническое_описание_курса_Безопасность.md</w:t>
+        <w:t xml:space="preserve">└── проектная_документация/</w:t>
       </w:r>
       <w:r>
         <w:br/>
@@ -1110,7 +1422,7 @@
         <w:rPr>
           <w:rStyle w:val="VerbatimChar"/>
         </w:rPr>
-        <w:t xml:space="preserve">└── проектная_документация/</w:t>
+        <w:t xml:space="preserve">    ├── README.md</w:t>
       </w:r>
       <w:r>
         <w:br/>
@@ -1119,7 +1431,7 @@
         <w:rPr>
           <w:rStyle w:val="VerbatimChar"/>
         </w:rPr>
-        <w:t xml:space="preserve">    ├── README.md                          ← этот файл</w:t>
+        <w:t xml:space="preserve">    ├── Приложение_А … Приложение_И</w:t>
       </w:r>
       <w:r>
         <w:br/>
@@ -1128,7 +1440,7 @@
         <w:rPr>
           <w:rStyle w:val="VerbatimChar"/>
         </w:rPr>
-        <w:t xml:space="preserve">    ├── Приложение_А_Бриф.md</w:t>
+        <w:t xml:space="preserve">    ├── Приложение_К_Скрипт_базы_данных.md   ← SQL</w:t>
       </w:r>
       <w:r>
         <w:br/>
@@ -1137,7 +1449,7 @@
         <w:rPr>
           <w:rStyle w:val="VerbatimChar"/>
         </w:rPr>
-        <w:t xml:space="preserve">    ├── Приложение_Б_Техническое_задание.md</w:t>
+        <w:t xml:space="preserve">    ├── Приложение_Л_Реализация_ПО.md        ← реализация</w:t>
       </w:r>
       <w:r>
         <w:br/>
@@ -1146,7 +1458,7 @@
         <w:rPr>
           <w:rStyle w:val="VerbatimChar"/>
         </w:rPr>
-        <w:t xml:space="preserve">    ├── Приложение_Г_IDEF0.md</w:t>
+        <w:t xml:space="preserve">    ├── Приложение_М_Диаграмма_классов.md</w:t>
       </w:r>
       <w:r>
         <w:br/>
@@ -1155,47 +1467,11 @@
         <w:rPr>
           <w:rStyle w:val="VerbatimChar"/>
         </w:rPr>
-        <w:t xml:space="preserve">    ├── Приложение_Д_Use_Case.md</w:t>
-      </w:r>
-      <w:r>
-        <w:br/>
-      </w:r>
-      <w:r>
-        <w:rPr>
-          <w:rStyle w:val="VerbatimChar"/>
-        </w:rPr>
-        <w:t xml:space="preserve">    ├── Приложение_Е_ER_диаграмма.md</w:t>
-      </w:r>
-      <w:r>
-        <w:br/>
-      </w:r>
-      <w:r>
-        <w:rPr>
-          <w:rStyle w:val="VerbatimChar"/>
-        </w:rPr>
-        <w:t xml:space="preserve">    ├── Приложение_Ж_Словарь_данных.md</w:t>
-      </w:r>
-      <w:r>
-        <w:br/>
-      </w:r>
-      <w:r>
-        <w:rPr>
-          <w:rStyle w:val="VerbatimChar"/>
-        </w:rPr>
-        <w:t xml:space="preserve">    ├── Приложение_З_Диаграмма_последовательностей.md</w:t>
-      </w:r>
-      <w:r>
-        <w:br/>
-      </w:r>
-      <w:r>
-        <w:rPr>
-          <w:rStyle w:val="VerbatimChar"/>
-        </w:rPr>
-        <w:t xml:space="preserve">    └── Приложение_И_Общая_концепция.md</w:t>
+        <w:t xml:space="preserve">    └── Приложение_Н_Диаграмма_компонентов.md</w:t>
       </w:r>
     </w:p>
-    <w:bookmarkEnd w:id="28"/>
-    <w:bookmarkEnd w:id="29"/>
+    <w:bookmarkEnd w:id="36"/>
+    <w:bookmarkEnd w:id="37"/>
     <w:sectPr>
       <w:footnotePr>
         <w:numRestart w:val="eachSect"/>
